--- a/Bases de Datos II/Clases/Clase 15 - Presentacion del proyecto y cierre/Taller PI - Clase 15 - VetCare.docx
+++ b/Bases de Datos II/Clases/Clase 15 - Presentacion del proyecto y cierre/Taller PI - Clase 15 - VetCare.docx
@@ -313,7 +313,7 @@
           <w:color w:val="2B2B2B"/>
           <w:sz w:val="22"/>
         </w:rPr>
-        <w:t>ZIP/PDF Campus.</w:t>
+        <w:t>ZIP/PDF en ExamLab.</w:t>
       </w:r>
     </w:p>
     <w:p>

--- a/Bases de Datos II/Clases/Clase 15 - Presentacion del proyecto y cierre/Taller PI - Clase 15 - VetCare.docx
+++ b/Bases de Datos II/Clases/Clase 15 - Presentacion del proyecto y cierre/Taller PI - Clase 15 - VetCare.docx
@@ -454,7 +454,238 @@
           <w:color w:val="2B2B2B"/>
           <w:sz w:val="22"/>
         </w:rPr>
-        <w:t xml:space="preserve"> (examlab.lovable.app/app · módulo Talleres) — domingo 23:59 cuando aplique.</w:t>
+        <w:t xml:space="preserve"> (https://examlab.lovable.app/ · módulo Talleres) — domingo 23:59 cuando aplique.</w:t>
+      </w:r>
+    </w:p>
+    <w:p>
+      <w:pPr>
+        <w:spacing w:after="120"/>
+      </w:pPr>
+      <w:r>
+        <w:rPr>
+          <w:rFonts w:ascii="Calibri" w:hAnsi="Calibri" w:eastAsia="Calibri"/>
+          <w:b/>
+          <w:color w:val="095292"/>
+          <w:sz w:val="24"/>
+        </w:rPr>
+        <w:t>9. Que vas a resolver en ExamLab</w:t>
+      </w:r>
+    </w:p>
+    <w:p>
+      <w:pPr>
+        <w:spacing w:after="120"/>
+      </w:pPr>
+      <w:r>
+        <w:rPr>
+          <w:rFonts w:ascii="Calibri" w:hAnsi="Calibri" w:eastAsia="Calibri"/>
+          <w:b w:val="0"/>
+          <w:color w:val="2B2B2B"/>
+          <w:sz w:val="22"/>
+        </w:rPr>
+        <w:t>El estudiante entrega el script maestro de VetCare que se ejecuta de cero y prueba sus tres reglas de negocio, los KPIs de la sustentacion, el acta de entrega y la autoevaluacion de cierre.</w:t>
+      </w:r>
+    </w:p>
+    <w:p>
+      <w:pPr>
+        <w:spacing w:after="120"/>
+      </w:pPr>
+      <w:r>
+        <w:rPr>
+          <w:rFonts w:ascii="Calibri" w:hAnsi="Calibri" w:eastAsia="Calibri"/>
+          <w:b w:val="0"/>
+          <w:color w:val="2B2B2B"/>
+          <w:sz w:val="22"/>
+        </w:rPr>
+        <w:t>El taller se resuelve y se entrega en ExamLab (https://examlab.lovable.app/), en el modulo Talleres. Son 5 preguntas y suman 100 puntos. Lo que sigue es lo que vas a encontrar en cada una, para que sepas de antemano en que forma se responde:</w:t>
+      </w:r>
+    </w:p>
+    <w:p>
+      <w:r>
+        <w:rPr>
+          <w:rFonts w:ascii="Calibri" w:hAnsi="Calibri" w:eastAsia="Calibri"/>
+          <w:b/>
+          <w:color w:val="2B2B2B"/>
+          <w:sz w:val="22"/>
+        </w:rPr>
+        <w:t>Pregunta 1 - SQL sobre PostgreSQL real (35 pts):</w:t>
+      </w:r>
+      <w:r>
+        <w:rPr>
+          <w:rFonts w:ascii="Calibri" w:hAnsi="Calibri" w:eastAsia="Calibri"/>
+          <w:b w:val="0"/>
+          <w:color w:val="2B2B2B"/>
+          <w:sz w:val="22"/>
+        </w:rPr>
+        <w:t xml:space="preserve"> Script maestro de entrega: VetCare DB de cero, en una sola corrida.</w:t>
+      </w:r>
+    </w:p>
+    <w:p>
+      <w:pPr>
+        <w:pStyle w:val="ListBullet"/>
+        <w:spacing w:after="40"/>
+      </w:pPr>
+      <w:r>
+        <w:rPr>
+          <w:rFonts w:ascii="Calibri" w:hAnsi="Calibri" w:eastAsia="Calibri"/>
+          <w:b w:val="0"/>
+          <w:color w:val="2B2B2B"/>
+          <w:sz w:val="22"/>
+        </w:rPr>
+        <w:t>Editor de SQL con una base PostgreSQL de verdad corriendo en el navegador. El esquema y los datos de partida ya vienen cargados: usted escribe y ejecuta su SQL y se guarda tanto la consulta como lo que devolvio la base.</w:t>
+      </w:r>
+    </w:p>
+    <w:p>
+      <w:r>
+        <w:rPr>
+          <w:rFonts w:ascii="Calibri" w:hAnsi="Calibri" w:eastAsia="Calibri"/>
+          <w:b/>
+          <w:color w:val="2B2B2B"/>
+          <w:sz w:val="22"/>
+        </w:rPr>
+        <w:t>Pregunta 2 - SQL sobre PostgreSQL real (20 pts):</w:t>
+      </w:r>
+      <w:r>
+        <w:rPr>
+          <w:rFonts w:ascii="Calibri" w:hAnsi="Calibri" w:eastAsia="Calibri"/>
+          <w:b w:val="0"/>
+          <w:color w:val="2B2B2B"/>
+          <w:sz w:val="22"/>
+        </w:rPr>
+        <w:t xml:space="preserve"> Los KPIs que se proyectan en la sustentacion.</w:t>
+      </w:r>
+    </w:p>
+    <w:p>
+      <w:pPr>
+        <w:pStyle w:val="ListBullet"/>
+        <w:spacing w:after="40"/>
+      </w:pPr>
+      <w:r>
+        <w:rPr>
+          <w:rFonts w:ascii="Calibri" w:hAnsi="Calibri" w:eastAsia="Calibri"/>
+          <w:b w:val="0"/>
+          <w:color w:val="2B2B2B"/>
+          <w:sz w:val="22"/>
+        </w:rPr>
+        <w:t>Editor de SQL con una base PostgreSQL de verdad corriendo en el navegador. El esquema y los datos de partida ya vienen cargados: usted escribe y ejecuta su SQL y se guarda tanto la consulta como lo que devolvio la base.</w:t>
+      </w:r>
+    </w:p>
+    <w:p>
+      <w:r>
+        <w:rPr>
+          <w:rFonts w:ascii="Calibri" w:hAnsi="Calibri" w:eastAsia="Calibri"/>
+          <w:b/>
+          <w:color w:val="2B2B2B"/>
+          <w:sz w:val="22"/>
+        </w:rPr>
+        <w:t>Pregunta 3 - Seleccion multiple (10 pts):</w:t>
+      </w:r>
+      <w:r>
+        <w:rPr>
+          <w:rFonts w:ascii="Calibri" w:hAnsi="Calibri" w:eastAsia="Calibri"/>
+          <w:b w:val="0"/>
+          <w:color w:val="2B2B2B"/>
+          <w:sz w:val="22"/>
+        </w:rPr>
+        <w:t xml:space="preserve"> Checklist de empaquetado del ZIP final.</w:t>
+      </w:r>
+    </w:p>
+    <w:p>
+      <w:pPr>
+        <w:pStyle w:val="ListBullet"/>
+        <w:spacing w:after="40"/>
+      </w:pPr>
+      <w:r>
+        <w:rPr>
+          <w:rFonts w:ascii="Calibri" w:hAnsi="Calibri" w:eastAsia="Calibri"/>
+          <w:b w:val="0"/>
+          <w:color w:val="2B2B2B"/>
+          <w:sz w:val="22"/>
+        </w:rPr>
+        <w:t>Varias opciones y mas de una correcta; marque todas las que apliquen.</w:t>
+      </w:r>
+    </w:p>
+    <w:p>
+      <w:r>
+        <w:rPr>
+          <w:rFonts w:ascii="Calibri" w:hAnsi="Calibri" w:eastAsia="Calibri"/>
+          <w:b/>
+          <w:color w:val="2B2B2B"/>
+          <w:sz w:val="22"/>
+        </w:rPr>
+        <w:t>Pregunta 4 - Respuesta escrita (20 pts):</w:t>
+      </w:r>
+      <w:r>
+        <w:rPr>
+          <w:rFonts w:ascii="Calibri" w:hAnsi="Calibri" w:eastAsia="Calibri"/>
+          <w:b w:val="0"/>
+          <w:color w:val="2B2B2B"/>
+          <w:sz w:val="22"/>
+        </w:rPr>
+        <w:t xml:space="preserve"> Acta de entrega y reparto de la sustentacion.</w:t>
+      </w:r>
+    </w:p>
+    <w:p>
+      <w:pPr>
+        <w:pStyle w:val="ListBullet"/>
+        <w:spacing w:after="40"/>
+      </w:pPr>
+      <w:r>
+        <w:rPr>
+          <w:rFonts w:ascii="Calibri" w:hAnsi="Calibri" w:eastAsia="Calibri"/>
+          <w:b w:val="0"/>
+          <w:color w:val="2B2B2B"/>
+          <w:sz w:val="22"/>
+        </w:rPr>
+        <w:t>Un cuadro de texto. Se escribe directamente en la plataforma; no se sube archivo.</w:t>
+      </w:r>
+    </w:p>
+    <w:p>
+      <w:r>
+        <w:rPr>
+          <w:rFonts w:ascii="Calibri" w:hAnsi="Calibri" w:eastAsia="Calibri"/>
+          <w:b/>
+          <w:color w:val="2B2B2B"/>
+          <w:sz w:val="22"/>
+        </w:rPr>
+        <w:t>Pregunta 5 - Respuesta escrita (15 pts):</w:t>
+      </w:r>
+      <w:r>
+        <w:rPr>
+          <w:rFonts w:ascii="Calibri" w:hAnsi="Calibri" w:eastAsia="Calibri"/>
+          <w:b w:val="0"/>
+          <w:color w:val="2B2B2B"/>
+          <w:sz w:val="22"/>
+        </w:rPr>
+        <w:t xml:space="preserve"> Autoevaluacion de cierre: que harias distinto.</w:t>
+      </w:r>
+    </w:p>
+    <w:p>
+      <w:pPr>
+        <w:pStyle w:val="ListBullet"/>
+        <w:spacing w:after="40"/>
+      </w:pPr>
+      <w:r>
+        <w:rPr>
+          <w:rFonts w:ascii="Calibri" w:hAnsi="Calibri" w:eastAsia="Calibri"/>
+          <w:b w:val="0"/>
+          <w:color w:val="2B2B2B"/>
+          <w:sz w:val="22"/>
+        </w:rPr>
+        <w:t>Un cuadro de texto. Se escribe directamente en la plataforma; no se sube archivo.</w:t>
+      </w:r>
+    </w:p>
+    <w:p>
+      <w:pPr>
+        <w:spacing w:after="120"/>
+      </w:pPr>
+      <w:r>
+        <w:rPr>
+          <w:rFonts w:ascii="Calibri" w:hAnsi="Calibri" w:eastAsia="Calibri"/>
+          <w:b w:val="0"/>
+          <w:color w:val="2B2B2B"/>
+          <w:sz w:val="22"/>
+        </w:rPr>
+        <w:t>Cada pregunta trae su propio enunciado completo dentro de la plataforma: puedes resolver el taller leyendo solo ExamLab. Este documento sirve para prepararte y para trabajar en equipo antes de responder.</w:t>
       </w:r>
     </w:p>
     <w:sectPr>

--- a/Bases de Datos II/Clases/Clase 15 - Presentacion del proyecto y cierre/Taller PI - Clase 15 - VetCare.docx
+++ b/Bases de Datos II/Clases/Clase 15 - Presentacion del proyecto y cierre/Taller PI - Clase 15 - VetCare.docx
@@ -56,7 +56,7 @@
           <w:color w:val="2B2B2B"/>
           <w:sz w:val="22"/>
         </w:rPr>
-        <w:t>Herramienta: ExamLab (Proyectos) + slides del equipo</w:t>
+        <w:t>Herramienta: ExamLab (Proyectos) + slides propias</w:t>
       </w:r>
     </w:p>
     <w:p>
@@ -402,7 +402,7 @@
           <w:color w:val="2B2B2B"/>
           <w:sz w:val="22"/>
         </w:rPr>
-        <w:t>□ Todos hablan?</w:t>
+        <w:t>□ Cubre todos los bloques (y todos hablan, si hay equipo)?</w:t>
       </w:r>
     </w:p>
     <w:p>
@@ -685,7 +685,7 @@
           <w:color w:val="2B2B2B"/>
           <w:sz w:val="22"/>
         </w:rPr>
-        <w:t>Cada pregunta trae su propio enunciado completo dentro de la plataforma: puedes resolver el taller leyendo solo ExamLab. Este documento sirve para prepararte y para trabajar en equipo antes de responder.</w:t>
+        <w:t>Cada pregunta trae su propio enunciado completo dentro de la plataforma: puedes resolver el taller leyendo solo ExamLab. Este documento sirve para prepararte y conservar tus respuestas. La actividad es individual; si el docente autoriza trabajo en equipo, la entrega en ExamLab sigue siendo individual.</w:t>
       </w:r>
     </w:p>
     <w:sectPr>

--- a/Bases de Datos II/Clases/Clase 15 - Presentacion del proyecto y cierre/Taller PI - Clase 15 - VetCare.docx
+++ b/Bases de Datos II/Clases/Clase 15 - Presentacion del proyecto y cierre/Taller PI - Clase 15 - VetCare.docx
@@ -14,7 +14,7 @@
           <w:color w:val="FFFFFF"/>
           <w:sz w:val="26"/>
         </w:rPr>
-        <w:t xml:space="preserve">  Taller PI · Clase 15 · Bases de Datos II</w:t>
+        <w:t xml:space="preserve">  Guia de sustentacion PI · Clase 15 · Bases de Datos II</w:t>
       </w:r>
     </w:p>
     <w:p>
@@ -71,7 +71,7 @@
           <w:color w:val="2B2B2B"/>
           <w:sz w:val="22"/>
         </w:rPr>
-        <w:t>Hoy avanzamos el PI en: Sustentacion / entrega final del PI (20% Corte 3)</w:t>
+        <w:t>Hoy avanzamos el PI en: Sustentacion en vivo y entrega final del PI (20% Corte 3)</w:t>
       </w:r>
     </w:p>
     <w:p>
@@ -152,7 +152,7 @@
           <w:color w:val="2B2B2B"/>
           <w:sz w:val="22"/>
         </w:rPr>
-        <w:t>Paquete final + sustentacion 5-8 min.</w:t>
+        <w:t>Paquete final entregado + sustentacion en vivo de 5-8 min con Q&amp;A.</w:t>
       </w:r>
     </w:p>
     <w:p>
@@ -186,6 +186,21 @@
     </w:p>
     <w:p>
       <w:pPr>
+        <w:pStyle w:val="ListBullet"/>
+        <w:spacing w:after="40"/>
+      </w:pPr>
+      <w:r>
+        <w:rPr>
+          <w:rFonts w:ascii="Calibri" w:hAnsi="Calibri" w:eastAsia="Calibri"/>
+          <w:b w:val="0"/>
+          <w:color w:val="2B2B2B"/>
+          <w:sz w:val="22"/>
+        </w:rPr>
+        <w:t>Turnos consecutivos en el bloque; el orden se sortea al abrir la sesion.</w:t>
+      </w:r>
+    </w:p>
+    <w:p>
+      <w:pPr>
         <w:spacing w:after="120"/>
       </w:pPr>
       <w:r>
@@ -210,7 +225,7 @@
           <w:color w:val="2B2B2B"/>
           <w:sz w:val="22"/>
         </w:rPr>
-        <w:t>Entregar paquete final en ExamLab (modulo Proyectos).</w:t>
+        <w:t>Subir el paquete final a ExamLab (modulo Proyectos) ANTES de su turno.</w:t>
       </w:r>
     </w:p>
     <w:p>
@@ -225,7 +240,22 @@
           <w:color w:val="2B2B2B"/>
           <w:sz w:val="22"/>
         </w:rPr>
-        <w:t>Sustentar 5-8 min (sincrono o asincrono).</w:t>
+        <w:t>Sustentar en vivo 5-8 min con el ER y una ejecucion real en pantalla.</w:t>
+      </w:r>
+    </w:p>
+    <w:p>
+      <w:pPr>
+        <w:pStyle w:val="ListBullet"/>
+        <w:spacing w:after="40"/>
+      </w:pPr>
+      <w:r>
+        <w:rPr>
+          <w:rFonts w:ascii="Calibri" w:hAnsi="Calibri" w:eastAsia="Calibri"/>
+          <w:b w:val="0"/>
+          <w:color w:val="2B2B2B"/>
+          <w:sz w:val="22"/>
+        </w:rPr>
+        <w:t>Responder el Q&amp;A en vivo del docente (preguntas al azar sobre su modelo).</w:t>
       </w:r>
     </w:p>
     <w:p>
@@ -284,7 +314,7 @@
           <w:color w:val="2B2B2B"/>
           <w:sz w:val="22"/>
         </w:rPr>
-        <w:t>ZIP/PDF final + video o Meet segun indique docente</w:t>
+        <w:t>ZIP/PDF final subido antes del turno + sustentacion en vivo 5-8 min + Q&amp;A</w:t>
       </w:r>
     </w:p>
     <w:p>
@@ -313,7 +343,7 @@
           <w:color w:val="2B2B2B"/>
           <w:sz w:val="22"/>
         </w:rPr>
-        <w:t>ZIP/PDF en ExamLab.</w:t>
+        <w:t>ZIP/PDF en ExamLab ANTES del turno.</w:t>
       </w:r>
     </w:p>
     <w:p>
@@ -328,7 +358,22 @@
           <w:color w:val="2B2B2B"/>
           <w:sz w:val="22"/>
         </w:rPr>
-        <w:t>Sustentacion 5-8 min.</w:t>
+        <w:t>Sustentacion en vivo de 5-8 min.</w:t>
+      </w:r>
+    </w:p>
+    <w:p>
+      <w:pPr>
+        <w:pStyle w:val="ListBullet"/>
+        <w:spacing w:after="40"/>
+      </w:pPr>
+      <w:r>
+        <w:rPr>
+          <w:rFonts w:ascii="Calibri" w:hAnsi="Calibri" w:eastAsia="Calibri"/>
+          <w:b w:val="0"/>
+          <w:color w:val="2B2B2B"/>
+          <w:sz w:val="22"/>
+        </w:rPr>
+        <w:t>Q&amp;A respondido en vivo (preguntas al azar).</w:t>
       </w:r>
     </w:p>
     <w:p>
@@ -445,7 +490,7 @@
           <w:color w:val="2B2B2B"/>
           <w:sz w:val="22"/>
         </w:rPr>
-        <w:t>Sube tu taller en ExamLab</w:t>
+        <w:t>Sube el paquete final en ExamLab</w:t>
       </w:r>
       <w:r>
         <w:rPr>
@@ -454,7 +499,7 @@
           <w:color w:val="2B2B2B"/>
           <w:sz w:val="22"/>
         </w:rPr>
-        <w:t xml:space="preserve"> (https://examlab.lovable.app/ · módulo Talleres) — domingo 23:59 cuando aplique.</w:t>
+        <w:t xml:space="preserve"> (https://examlab.lovable.app/ · módulo Proyectos) ANTES de tu turno: presentando no se sube nada. La sustentación es EN VIVO en la sesión de clase (5-8 min + Q&amp;A del docente); no se reemplaza por un video grabado.</w:t>
       </w:r>
     </w:p>
     <w:p>

--- a/Bases de Datos II/Clases/Clase 15 - Presentacion del proyecto y cierre/Taller PI - Clase 15 - VetCare.docx
+++ b/Bases de Datos II/Clases/Clase 15 - Presentacion del proyecto y cierre/Taller PI - Clase 15 - VetCare.docx
@@ -499,7 +499,7 @@
           <w:color w:val="2B2B2B"/>
           <w:sz w:val="22"/>
         </w:rPr>
-        <w:t xml:space="preserve"> (https://examlab.lovable.app/ · módulo Proyectos) ANTES de tu turno: presentando no se sube nada. La sustentación es EN VIVO en la sesión de clase (5-8 min + Q&amp;A del docente); no se reemplaza por un video grabado.</w:t>
+        <w:t xml:space="preserve"> (https://uniaj.examlab.workers.dev/ · módulo Proyectos) ANTES de tu turno: presentando no se sube nada. La sustentación es EN VIVO en la sesión de clase (5-8 min + Q&amp;A del docente); no se reemplaza por un video grabado.</w:t>
       </w:r>
     </w:p>
     <w:p>
@@ -541,7 +541,7 @@
           <w:color w:val="2B2B2B"/>
           <w:sz w:val="22"/>
         </w:rPr>
-        <w:t>El taller se resuelve y se entrega en ExamLab (https://examlab.lovable.app/), en el modulo Talleres. Son 5 preguntas y suman 100 puntos. Lo que sigue es lo que vas a encontrar en cada una, para que sepas de antemano en que forma se responde:</w:t>
+        <w:t>El taller se resuelve y se entrega en ExamLab (https://uniaj.examlab.workers.dev/), en el modulo Talleres. Son 5 preguntas y suman 100 puntos. Lo que sigue es lo que vas a encontrar en cada una, para que sepas de antemano en que forma se responde:</w:t>
       </w:r>
     </w:p>
     <w:p>
